--- a/З_И/Лабораторная_работа_4_DES_ECB.docx
+++ b/З_И/Лабораторная_работа_4_DES_ECB.docx
@@ -236,6 +236,86 @@
           <w:i w:val="0"/>
           <w:sz w:val="26"/>
         </w:rPr>
+        <w:t>Краткие теоретические сведения</w:t>
+      </w:r>
+    </w:p>
+    <w:p>
+      <w:pPr>
+        <w:spacing w:line="360" w:lineRule="auto" w:after="0"/>
+        <w:ind w:firstLine="709"/>
+        <w:jc w:val="both"/>
+      </w:pPr>
+      <w:r>
+        <w:rPr>
+          <w:rFonts w:ascii="Times New Roman" w:hAnsi="Times New Roman" w:eastAsia="Times New Roman"/>
+          <w:b w:val="0"/>
+          <w:i w:val="0"/>
+          <w:sz w:val="26"/>
+        </w:rPr>
+        <w:t>DES — блочный симметричный шифр, работающий с блоками по 64 бита. Ключ записывается как 64-битная последовательность, но каждый восьмой бит используется для контроля чётности, поэтому эффективная длина ключа составляет 56 бит. Алгоритм сочетает перестановки, расширение, XOR, нелинейные S-блоки и повторение этих операций в 16 раундах.</w:t>
+      </w:r>
+    </w:p>
+    <w:p>
+      <w:pPr>
+        <w:spacing w:line="360" w:lineRule="auto" w:after="0"/>
+        <w:ind w:firstLine="709"/>
+        <w:jc w:val="both"/>
+      </w:pPr>
+      <w:r>
+        <w:rPr>
+          <w:rFonts w:ascii="Times New Roman" w:hAnsi="Times New Roman" w:eastAsia="Times New Roman"/>
+          <w:b w:val="0"/>
+          <w:i w:val="0"/>
+          <w:sz w:val="26"/>
+        </w:rPr>
+        <w:t>В основе DES лежит сеть Фейстеля. После начальной перестановки IP блок делится на левую и правую половины L и R по 32 бита. В каждом раунде новая левая половина равна предыдущей правой, а новая правая получается как XOR старой левой половины и функции f от старой правой половины и раундового ключа. Благодаря такой структуре расшифрование выполняется тем же алгоритмом при обратном порядке ключей.</w:t>
+      </w:r>
+    </w:p>
+    <w:p>
+      <w:pPr>
+        <w:spacing w:line="360" w:lineRule="auto" w:after="0"/>
+        <w:ind w:firstLine="709"/>
+        <w:jc w:val="both"/>
+      </w:pPr>
+      <w:r>
+        <w:rPr>
+          <w:rFonts w:ascii="Times New Roman" w:hAnsi="Times New Roman" w:eastAsia="Times New Roman"/>
+          <w:b w:val="0"/>
+          <w:i w:val="0"/>
+          <w:sz w:val="26"/>
+        </w:rPr>
+        <w:t>Функция f расширяет правую половину с 32 до 48 бит, складывает её XOR с раундовым ключом, делит результат на восемь шестибитных групп и пропускает их через S-блоки. Каждый S-блок сжимает 6 бит до 4, после чего 32 полученных бита переставляются таблицей P. Режим ECB шифрует блоки независимо, что удобно для изучения, но позволяет заметить повторяющиеся блоки открытого текста.</w:t>
+      </w:r>
+    </w:p>
+    <w:p>
+      <w:pPr>
+        <w:spacing w:line="360" w:lineRule="auto" w:after="0"/>
+        <w:ind w:firstLine="709"/>
+        <w:jc w:val="both"/>
+      </w:pPr>
+      <w:r>
+        <w:rPr>
+          <w:rFonts w:ascii="Times New Roman" w:hAnsi="Times New Roman" w:eastAsia="Times New Roman"/>
+          <w:b w:val="0"/>
+          <w:i w:val="0"/>
+          <w:sz w:val="26"/>
+        </w:rPr>
+        <w:t>Поскольку длина произвольной строки не обязана быть кратна восьми байтам, перед DES используется дополнение PKCS#5/PKCS#7. В последний блок добавляется от 1 до 8 байтов, причём значение каждого добавленного байта равно их количеству. При расшифровании функция unpad проверяет это правило и удаляет заполнение.</w:t>
+      </w:r>
+    </w:p>
+    <w:p>
+      <w:pPr>
+        <w:keepNext/>
+        <w:spacing w:line="360" w:lineRule="auto" w:before="80" w:after="80"/>
+        <w:jc w:val="left"/>
+      </w:pPr>
+      <w:r>
+        <w:rPr>
+          <w:rFonts w:ascii="Times New Roman" w:hAnsi="Times New Roman" w:eastAsia="Times New Roman"/>
+          <w:b/>
+          <w:i w:val="0"/>
+          <w:sz w:val="26"/>
+        </w:rPr>
         <w:t>3. Текст программы</w:t>
       </w:r>
     </w:p>
@@ -2076,7 +2156,7 @@
           <w:i w:val="0"/>
           <w:sz w:val="26"/>
         </w:rPr>
-        <w:t>Краткое объяснение программы</w:t>
+        <w:t>Полное объяснение программы</w:t>
       </w:r>
     </w:p>
     <w:p>
@@ -2092,7 +2172,87 @@
           <w:i w:val="0"/>
           <w:sz w:val="26"/>
         </w:rPr>
-        <w:t>Функция permute реализует табличные перестановки IP, FP, E, P, PC-1 и PC-2. Функция round_keys удаляет контрольные биты ключа, делит 56 бит на половины C и D, выполняет циклические сдвиги и формирует 16 раундовых ключей. В f_function правая половина расширяется до 48 бит, складывается XOR с раундовым ключом, проходит через восемь S-блоков и перестановку P. des_block выполняет IP, 16 раундов сети Фейстеля и FP; для дешифрования ключи используются в обратном порядке. encrypt_ecb обрабатывает блоки независимо, поэтому одинаковые блоки открытого текста при одинаковом ключе дают одинаковые блоки шифртекста.</w:t>
+        <w:t>В начале программы заданы стандартные таблицы DES. Каждое число в таблице означает позицию бита, который нужно взять из входного значения. Универсальная функция permute проходит по таблице слева направо, извлекает указанные биты с помощью сдвига и собирает новое целое число. Поэтому одна функция используется для IP, FP, E, P, PC1 и PC2.</w:t>
+      </w:r>
+    </w:p>
+    <w:p>
+      <w:pPr>
+        <w:spacing w:line="360" w:lineRule="auto" w:after="0"/>
+        <w:ind w:firstLine="709"/>
+        <w:jc w:val="both"/>
+      </w:pPr>
+      <w:r>
+        <w:rPr>
+          <w:rFonts w:ascii="Times New Roman" w:hAnsi="Times New Roman" w:eastAsia="Times New Roman"/>
+          <w:b w:val="0"/>
+          <w:i w:val="0"/>
+          <w:sz w:val="26"/>
+        </w:rPr>
+        <w:t>Функция rotate_left выполняет циклический сдвиг 28-битного значения и маскирует результат, чтобы лишние биты не вышли за границы. В round_keys ключ переводится из восьми байтов в целое число, преобразуется PC1, делится на половины C и D, после чего в каждом из 16 раундов выполняются сдвиги из списка SHIFTS и выбор 48 бит таблицей PC2.</w:t>
+      </w:r>
+    </w:p>
+    <w:p>
+      <w:pPr>
+        <w:spacing w:line="360" w:lineRule="auto" w:after="0"/>
+        <w:ind w:firstLine="709"/>
+        <w:jc w:val="both"/>
+      </w:pPr>
+      <w:r>
+        <w:rPr>
+          <w:rFonts w:ascii="Times New Roman" w:hAnsi="Times New Roman" w:eastAsia="Times New Roman"/>
+          <w:b w:val="0"/>
+          <w:i w:val="0"/>
+          <w:sz w:val="26"/>
+        </w:rPr>
+        <w:t>Функция f_function сначала расширяет 32-битную правую половину таблицей E. После XOR с раундовым ключом результат делится на восемь шестибитных значений. Для каждого значения два крайних бита образуют номер строки S-блока, четыре средних — номер столбца. Полученные восемь четырёхбитных результатов объединяются и проходят перестановку P.</w:t>
+      </w:r>
+    </w:p>
+    <w:p>
+      <w:pPr>
+        <w:spacing w:line="360" w:lineRule="auto" w:after="0"/>
+        <w:ind w:firstLine="709"/>
+        <w:jc w:val="both"/>
+      </w:pPr>
+      <w:r>
+        <w:rPr>
+          <w:rFonts w:ascii="Times New Roman" w:hAnsi="Times New Roman" w:eastAsia="Times New Roman"/>
+          <w:b w:val="0"/>
+          <w:i w:val="0"/>
+          <w:sz w:val="26"/>
+        </w:rPr>
+        <w:t>Функция des_block выполняет начальную перестановку, делит блок на left и right и получает раундовые ключи. На каждом раунде переменные обновляются одновременно по правилу сети Фейстеля: новая левая половина равна старой правой, а новая правая равна XOR старой левой и результата f_function. После 16 раундов половины меняются местами, затем применяется FP. При decrypt=True список ключей разворачивается, что реализует обратное преобразование.</w:t>
+      </w:r>
+    </w:p>
+    <w:p>
+      <w:pPr>
+        <w:spacing w:line="360" w:lineRule="auto" w:after="0"/>
+        <w:ind w:firstLine="709"/>
+        <w:jc w:val="both"/>
+      </w:pPr>
+      <w:r>
+        <w:rPr>
+          <w:rFonts w:ascii="Times New Roman" w:hAnsi="Times New Roman" w:eastAsia="Times New Roman"/>
+          <w:b w:val="0"/>
+          <w:i w:val="0"/>
+          <w:sz w:val="26"/>
+        </w:rPr>
+        <w:t>Функции pad и unpad реализуют дополнение PKCS#5/PKCS#7. encrypt_ecb кодирует строку в UTF-8, дополняет байты и независимо шифрует каждый 8-байтовый блок. decrypt_ecb проверяет кратность длины, расшифровывает блоки, удаляет заполнение и декодирует результат обратно в UTF-8.</w:t>
+      </w:r>
+    </w:p>
+    <w:p>
+      <w:pPr>
+        <w:spacing w:line="360" w:lineRule="auto" w:after="0"/>
+        <w:ind w:firstLine="709"/>
+        <w:jc w:val="both"/>
+      </w:pPr>
+      <w:r>
+        <w:rPr>
+          <w:rFonts w:ascii="Times New Roman" w:hAnsi="Times New Roman" w:eastAsia="Times New Roman"/>
+          <w:b w:val="0"/>
+          <w:i w:val="0"/>
+          <w:sz w:val="26"/>
+        </w:rPr>
+        <w:t>В основном блоке пользователь вводит сообщение и восьмисимвольный ASCII-ключ. Программа выводит шифртекст в hex, потому что шифртекст содержит произвольные байты, а затем проверяет весь цикл обратной расшифровкой. Дополнительный стандартный тест проверяет реализацию на известной паре DES: 0123456789ABCDEF → 85E813540F0AB405 при ключе 133457799BBCDFF1.</w:t>
       </w:r>
     </w:p>
     <w:p>

--- a/З_И/Лабораторная_работа_4_DES_ECB.docx
+++ b/З_И/Лабораторная_работа_4_DES_ECB.docx
@@ -99,7 +99,7 @@
           <w:rFonts w:ascii="Times New Roman" w:hAnsi="Times New Roman" w:eastAsia="Times New Roman"/>
           <w:b w:val="0"/>
           <w:i w:val="0"/>
-          <w:sz w:val="26"/>
+          <w:sz w:val="28"/>
         </w:rPr>
         <w:t>Выполнил(а): студент(ка) группы __________</w:t>
         <w:br/>
@@ -133,7 +133,7 @@
           <w:rFonts w:ascii="Times New Roman" w:hAnsi="Times New Roman" w:eastAsia="Times New Roman"/>
           <w:b w:val="0"/>
           <w:i w:val="0"/>
-          <w:sz w:val="26"/>
+          <w:sz w:val="28"/>
         </w:rPr>
         <w:t>2026</w:t>
       </w:r>
@@ -154,7 +154,7 @@
           <w:rFonts w:ascii="Times New Roman" w:hAnsi="Times New Roman" w:eastAsia="Times New Roman"/>
           <w:b/>
           <w:i w:val="0"/>
-          <w:sz w:val="26"/>
+          <w:sz w:val="28"/>
         </w:rPr>
         <w:t>Лабораторная работа №4 «Классический криптографический алгоритм DES»</w:t>
       </w:r>
@@ -170,7 +170,7 @@
           <w:rFonts w:ascii="Times New Roman" w:hAnsi="Times New Roman" w:eastAsia="Times New Roman"/>
           <w:b/>
           <w:i w:val="0"/>
-          <w:sz w:val="26"/>
+          <w:sz w:val="28"/>
         </w:rPr>
         <w:t>1. Цель работы</w:t>
       </w:r>
@@ -186,7 +186,7 @@
           <w:rFonts w:ascii="Times New Roman" w:hAnsi="Times New Roman" w:eastAsia="Times New Roman"/>
           <w:b w:val="0"/>
           <w:i w:val="0"/>
-          <w:sz w:val="26"/>
+          <w:sz w:val="28"/>
         </w:rPr>
         <w:t>Изучить структуру алгоритма DES и его работу в режиме ECB: начальную и обратную перестановки, 16 раундов сети Фейстеля, формирование раундовых ключей и нелинейные S-блоки.</w:t>
       </w:r>
@@ -202,7 +202,7 @@
           <w:rFonts w:ascii="Times New Roman" w:hAnsi="Times New Roman" w:eastAsia="Times New Roman"/>
           <w:b/>
           <w:i w:val="0"/>
-          <w:sz w:val="26"/>
+          <w:sz w:val="28"/>
         </w:rPr>
         <w:t>2. Индивидуальное задание</w:t>
       </w:r>
@@ -218,7 +218,7 @@
           <w:rFonts w:ascii="Times New Roman" w:hAnsi="Times New Roman" w:eastAsia="Times New Roman"/>
           <w:b w:val="0"/>
           <w:i w:val="0"/>
-          <w:sz w:val="26"/>
+          <w:sz w:val="28"/>
         </w:rPr>
         <w:t>Вариант №10: реализовать DES в режиме ECB для 64-битного блока и 64-битного ключа (из них 56 бит используются алгоритмом, 8 — для контроля чётности). Для текста применить дополнение PKCS#5/PKCS#7.</w:t>
       </w:r>
@@ -234,7 +234,7 @@
           <w:rFonts w:ascii="Times New Roman" w:hAnsi="Times New Roman" w:eastAsia="Times New Roman"/>
           <w:b/>
           <w:i w:val="0"/>
-          <w:sz w:val="26"/>
+          <w:sz w:val="28"/>
         </w:rPr>
         <w:t>Краткие теоретические сведения</w:t>
       </w:r>
@@ -250,7 +250,7 @@
           <w:rFonts w:ascii="Times New Roman" w:hAnsi="Times New Roman" w:eastAsia="Times New Roman"/>
           <w:b w:val="0"/>
           <w:i w:val="0"/>
-          <w:sz w:val="26"/>
+          <w:sz w:val="28"/>
         </w:rPr>
         <w:t>DES — блочный симметричный шифр, работающий с блоками по 64 бита. Ключ записывается как 64-битная последовательность, но каждый восьмой бит используется для контроля чётности, поэтому эффективная длина ключа составляет 56 бит. Алгоритм сочетает перестановки, расширение, XOR, нелинейные S-блоки и повторение этих операций в 16 раундах.</w:t>
       </w:r>
@@ -266,7 +266,7 @@
           <w:rFonts w:ascii="Times New Roman" w:hAnsi="Times New Roman" w:eastAsia="Times New Roman"/>
           <w:b w:val="0"/>
           <w:i w:val="0"/>
-          <w:sz w:val="26"/>
+          <w:sz w:val="28"/>
         </w:rPr>
         <w:t>В основе DES лежит сеть Фейстеля. После начальной перестановки IP блок делится на левую и правую половины L и R по 32 бита. В каждом раунде новая левая половина равна предыдущей правой, а новая правая получается как XOR старой левой половины и функции f от старой правой половины и раундового ключа. Благодаря такой структуре расшифрование выполняется тем же алгоритмом при обратном порядке ключей.</w:t>
       </w:r>
@@ -282,7 +282,7 @@
           <w:rFonts w:ascii="Times New Roman" w:hAnsi="Times New Roman" w:eastAsia="Times New Roman"/>
           <w:b w:val="0"/>
           <w:i w:val="0"/>
-          <w:sz w:val="26"/>
+          <w:sz w:val="28"/>
         </w:rPr>
         <w:t>Функция f расширяет правую половину с 32 до 48 бит, складывает её XOR с раундовым ключом, делит результат на восемь шестибитных групп и пропускает их через S-блоки. Каждый S-блок сжимает 6 бит до 4, после чего 32 полученных бита переставляются таблицей P. Режим ECB шифрует блоки независимо, что удобно для изучения, но позволяет заметить повторяющиеся блоки открытого текста.</w:t>
       </w:r>
@@ -298,7 +298,7 @@
           <w:rFonts w:ascii="Times New Roman" w:hAnsi="Times New Roman" w:eastAsia="Times New Roman"/>
           <w:b w:val="0"/>
           <w:i w:val="0"/>
-          <w:sz w:val="26"/>
+          <w:sz w:val="28"/>
         </w:rPr>
         <w:t>Поскольку длина произвольной строки не обязана быть кратна восьми байтам, перед DES используется дополнение PKCS#5/PKCS#7. В последний блок добавляется от 1 до 8 байтов, причём значение каждого добавленного байта равно их количеству. При расшифровании функция unpad проверяет это правило и удаляет заполнение.</w:t>
       </w:r>
@@ -314,7 +314,7 @@
           <w:rFonts w:ascii="Times New Roman" w:hAnsi="Times New Roman" w:eastAsia="Times New Roman"/>
           <w:b/>
           <w:i w:val="0"/>
-          <w:sz w:val="26"/>
+          <w:sz w:val="28"/>
         </w:rPr>
         <w:t>3. Текст программы</w:t>
       </w:r>
@@ -330,7 +330,7 @@
           <w:rFonts w:ascii="Consolas" w:hAnsi="Consolas" w:eastAsia="Consolas"/>
           <w:b w:val="0"/>
           <w:i w:val="0"/>
-          <w:sz w:val="18"/>
+          <w:sz w:val="22"/>
         </w:rPr>
         <w:t>from typing import Iterable</w:t>
       </w:r>
@@ -346,7 +346,7 @@
           <w:rFonts w:ascii="Consolas" w:hAnsi="Consolas" w:eastAsia="Consolas"/>
           <w:b w:val="0"/>
           <w:i w:val="0"/>
-          <w:sz w:val="18"/>
+          <w:sz w:val="22"/>
         </w:rPr>
         <w:t xml:space="preserve"> </w:t>
       </w:r>
@@ -362,7 +362,7 @@
           <w:rFonts w:ascii="Consolas" w:hAnsi="Consolas" w:eastAsia="Consolas"/>
           <w:b w:val="0"/>
           <w:i w:val="0"/>
-          <w:sz w:val="18"/>
+          <w:sz w:val="22"/>
         </w:rPr>
         <w:t># Стандартные таблицы DES (нумерация битов начинается с 1 слева).</w:t>
       </w:r>
@@ -378,7 +378,7 @@
           <w:rFonts w:ascii="Consolas" w:hAnsi="Consolas" w:eastAsia="Consolas"/>
           <w:b w:val="0"/>
           <w:i w:val="0"/>
-          <w:sz w:val="18"/>
+          <w:sz w:val="22"/>
         </w:rPr>
         <w:t>IP = [58,50,42,34,26,18,10,2,60,52,44,36,28,20,12,4,</w:t>
       </w:r>
@@ -394,7 +394,7 @@
           <w:rFonts w:ascii="Consolas" w:hAnsi="Consolas" w:eastAsia="Consolas"/>
           <w:b w:val="0"/>
           <w:i w:val="0"/>
-          <w:sz w:val="18"/>
+          <w:sz w:val="22"/>
         </w:rPr>
         <w:t xml:space="preserve">      62,54,46,38,30,22,14,6,64,56,48,40,32,24,16,8,</w:t>
       </w:r>
@@ -410,7 +410,7 @@
           <w:rFonts w:ascii="Consolas" w:hAnsi="Consolas" w:eastAsia="Consolas"/>
           <w:b w:val="0"/>
           <w:i w:val="0"/>
-          <w:sz w:val="18"/>
+          <w:sz w:val="22"/>
         </w:rPr>
         <w:t xml:space="preserve">      57,49,41,33,25,17,9,1,59,51,43,35,27,19,11,3,</w:t>
       </w:r>
@@ -426,7 +426,7 @@
           <w:rFonts w:ascii="Consolas" w:hAnsi="Consolas" w:eastAsia="Consolas"/>
           <w:b w:val="0"/>
           <w:i w:val="0"/>
-          <w:sz w:val="18"/>
+          <w:sz w:val="22"/>
         </w:rPr>
         <w:t xml:space="preserve">      61,53,45,37,29,21,13,5,63,55,47,39,31,23,15,7]</w:t>
       </w:r>
@@ -442,7 +442,7 @@
           <w:rFonts w:ascii="Consolas" w:hAnsi="Consolas" w:eastAsia="Consolas"/>
           <w:b w:val="0"/>
           <w:i w:val="0"/>
-          <w:sz w:val="18"/>
+          <w:sz w:val="22"/>
         </w:rPr>
         <w:t>FP = [40,8,48,16,56,24,64,32,39,7,47,15,55,23,63,31,</w:t>
       </w:r>
@@ -458,7 +458,7 @@
           <w:rFonts w:ascii="Consolas" w:hAnsi="Consolas" w:eastAsia="Consolas"/>
           <w:b w:val="0"/>
           <w:i w:val="0"/>
-          <w:sz w:val="18"/>
+          <w:sz w:val="22"/>
         </w:rPr>
         <w:t xml:space="preserve">      38,6,46,14,54,22,62,30,37,5,45,13,53,21,61,29,</w:t>
       </w:r>
@@ -474,7 +474,7 @@
           <w:rFonts w:ascii="Consolas" w:hAnsi="Consolas" w:eastAsia="Consolas"/>
           <w:b w:val="0"/>
           <w:i w:val="0"/>
-          <w:sz w:val="18"/>
+          <w:sz w:val="22"/>
         </w:rPr>
         <w:t xml:space="preserve">      36,4,44,12,52,20,60,28,35,3,43,11,51,19,59,27,</w:t>
       </w:r>
@@ -490,7 +490,7 @@
           <w:rFonts w:ascii="Consolas" w:hAnsi="Consolas" w:eastAsia="Consolas"/>
           <w:b w:val="0"/>
           <w:i w:val="0"/>
-          <w:sz w:val="18"/>
+          <w:sz w:val="22"/>
         </w:rPr>
         <w:t xml:space="preserve">      34,2,42,10,50,18,58,26,33,1,41,9,49,17,57,25]</w:t>
       </w:r>
@@ -506,7 +506,7 @@
           <w:rFonts w:ascii="Consolas" w:hAnsi="Consolas" w:eastAsia="Consolas"/>
           <w:b w:val="0"/>
           <w:i w:val="0"/>
-          <w:sz w:val="18"/>
+          <w:sz w:val="22"/>
         </w:rPr>
         <w:t>E = [32,1,2,3,4,5,4,5,6,7,8,9,8,9,10,11,12,13,</w:t>
       </w:r>
@@ -522,7 +522,7 @@
           <w:rFonts w:ascii="Consolas" w:hAnsi="Consolas" w:eastAsia="Consolas"/>
           <w:b w:val="0"/>
           <w:i w:val="0"/>
-          <w:sz w:val="18"/>
+          <w:sz w:val="22"/>
         </w:rPr>
         <w:t xml:space="preserve">     12,13,14,15,16,17,16,17,18,19,20,21,20,21,22,23,</w:t>
       </w:r>
@@ -538,7 +538,7 @@
           <w:rFonts w:ascii="Consolas" w:hAnsi="Consolas" w:eastAsia="Consolas"/>
           <w:b w:val="0"/>
           <w:i w:val="0"/>
-          <w:sz w:val="18"/>
+          <w:sz w:val="22"/>
         </w:rPr>
         <w:t xml:space="preserve">     24,25,24,25,26,27,28,29,28,29,30,31,32,1]</w:t>
       </w:r>
@@ -554,7 +554,7 @@
           <w:rFonts w:ascii="Consolas" w:hAnsi="Consolas" w:eastAsia="Consolas"/>
           <w:b w:val="0"/>
           <w:i w:val="0"/>
-          <w:sz w:val="18"/>
+          <w:sz w:val="22"/>
         </w:rPr>
         <w:t>P = [16,7,20,21,29,12,28,17,1,15,23,26,5,18,31,10,</w:t>
       </w:r>
@@ -570,7 +570,7 @@
           <w:rFonts w:ascii="Consolas" w:hAnsi="Consolas" w:eastAsia="Consolas"/>
           <w:b w:val="0"/>
           <w:i w:val="0"/>
-          <w:sz w:val="18"/>
+          <w:sz w:val="22"/>
         </w:rPr>
         <w:t xml:space="preserve">     2,8,24,14,32,27,3,9,19,13,30,6,22,11,4,25]</w:t>
       </w:r>
@@ -586,7 +586,7 @@
           <w:rFonts w:ascii="Consolas" w:hAnsi="Consolas" w:eastAsia="Consolas"/>
           <w:b w:val="0"/>
           <w:i w:val="0"/>
-          <w:sz w:val="18"/>
+          <w:sz w:val="22"/>
         </w:rPr>
         <w:t>PC1 = [57,49,41,33,25,17,9,1,58,50,42,34,26,18,</w:t>
       </w:r>
@@ -602,7 +602,7 @@
           <w:rFonts w:ascii="Consolas" w:hAnsi="Consolas" w:eastAsia="Consolas"/>
           <w:b w:val="0"/>
           <w:i w:val="0"/>
-          <w:sz w:val="18"/>
+          <w:sz w:val="22"/>
         </w:rPr>
         <w:t xml:space="preserve">       10,2,59,51,43,35,27,19,11,3,60,52,44,36,</w:t>
       </w:r>
@@ -618,7 +618,7 @@
           <w:rFonts w:ascii="Consolas" w:hAnsi="Consolas" w:eastAsia="Consolas"/>
           <w:b w:val="0"/>
           <w:i w:val="0"/>
-          <w:sz w:val="18"/>
+          <w:sz w:val="22"/>
         </w:rPr>
         <w:t xml:space="preserve">       63,55,47,39,31,23,15,7,62,54,46,38,30,22,</w:t>
       </w:r>
@@ -634,7 +634,7 @@
           <w:rFonts w:ascii="Consolas" w:hAnsi="Consolas" w:eastAsia="Consolas"/>
           <w:b w:val="0"/>
           <w:i w:val="0"/>
-          <w:sz w:val="18"/>
+          <w:sz w:val="22"/>
         </w:rPr>
         <w:t xml:space="preserve">       14,6,61,53,45,37,29,21,13,5,28,20,12,4]</w:t>
       </w:r>
@@ -650,7 +650,7 @@
           <w:rFonts w:ascii="Consolas" w:hAnsi="Consolas" w:eastAsia="Consolas"/>
           <w:b w:val="0"/>
           <w:i w:val="0"/>
-          <w:sz w:val="18"/>
+          <w:sz w:val="22"/>
         </w:rPr>
         <w:t>PC2 = [14,17,11,24,1,5,3,28,15,6,21,10,23,19,12,4,</w:t>
       </w:r>
@@ -666,7 +666,7 @@
           <w:rFonts w:ascii="Consolas" w:hAnsi="Consolas" w:eastAsia="Consolas"/>
           <w:b w:val="0"/>
           <w:i w:val="0"/>
-          <w:sz w:val="18"/>
+          <w:sz w:val="22"/>
         </w:rPr>
         <w:t xml:space="preserve">       26,8,16,7,27,20,13,2,41,52,31,37,47,55,30,40,</w:t>
       </w:r>
@@ -682,7 +682,7 @@
           <w:rFonts w:ascii="Consolas" w:hAnsi="Consolas" w:eastAsia="Consolas"/>
           <w:b w:val="0"/>
           <w:i w:val="0"/>
-          <w:sz w:val="18"/>
+          <w:sz w:val="22"/>
         </w:rPr>
         <w:t xml:space="preserve">       51,45,33,48,44,49,39,56,34,53,46,42,50,36,29,32]</w:t>
       </w:r>
@@ -698,7 +698,7 @@
           <w:rFonts w:ascii="Consolas" w:hAnsi="Consolas" w:eastAsia="Consolas"/>
           <w:b w:val="0"/>
           <w:i w:val="0"/>
-          <w:sz w:val="18"/>
+          <w:sz w:val="22"/>
         </w:rPr>
         <w:t>SHIFTS = [1,1,2,2,2,2,2,2,1,2,2,2,2,2,2,1]</w:t>
       </w:r>
@@ -714,7 +714,7 @@
           <w:rFonts w:ascii="Consolas" w:hAnsi="Consolas" w:eastAsia="Consolas"/>
           <w:b w:val="0"/>
           <w:i w:val="0"/>
-          <w:sz w:val="18"/>
+          <w:sz w:val="22"/>
         </w:rPr>
         <w:t>SBOX = [</w:t>
       </w:r>
@@ -730,7 +730,7 @@
           <w:rFonts w:ascii="Consolas" w:hAnsi="Consolas" w:eastAsia="Consolas"/>
           <w:b w:val="0"/>
           <w:i w:val="0"/>
-          <w:sz w:val="18"/>
+          <w:sz w:val="22"/>
         </w:rPr>
         <w:t>[[14,4,13,1,2,15,11,8,3,10,6,12,5,9,0,7],[0,15,7,4,14,2,13,1,10,6,12,11,9,5,3,8],[4,1,14,8,13,6,2,11,15,12,9,7,3,10,5,0],[15,12,8,2,4,9,1,7,5,11,3,14,10,0,6,13]],</w:t>
       </w:r>
@@ -746,7 +746,7 @@
           <w:rFonts w:ascii="Consolas" w:hAnsi="Consolas" w:eastAsia="Consolas"/>
           <w:b w:val="0"/>
           <w:i w:val="0"/>
-          <w:sz w:val="18"/>
+          <w:sz w:val="22"/>
         </w:rPr>
         <w:t>[[15,1,8,14,6,11,3,4,9,7,2,13,12,0,5,10],[3,13,4,7,15,2,8,14,12,0,1,10,6,9,11,5],[0,14,7,11,10,4,13,1,5,8,12,6,9,3,2,15],[13,8,10,1,3,15,4,2,11,6,7,12,0,5,14,9]],</w:t>
       </w:r>
@@ -762,7 +762,7 @@
           <w:rFonts w:ascii="Consolas" w:hAnsi="Consolas" w:eastAsia="Consolas"/>
           <w:b w:val="0"/>
           <w:i w:val="0"/>
-          <w:sz w:val="18"/>
+          <w:sz w:val="22"/>
         </w:rPr>
         <w:t>[[10,0,9,14,6,3,15,5,1,13,12,7,11,4,2,8],[13,7,0,9,3,4,6,10,2,8,5,14,12,11,15,1],[13,6,4,9,8,15,3,0,11,1,2,12,5,10,14,7],[1,10,13,0,6,9,8,7,4,15,14,3,11,5,2,12]],</w:t>
       </w:r>
@@ -778,7 +778,7 @@
           <w:rFonts w:ascii="Consolas" w:hAnsi="Consolas" w:eastAsia="Consolas"/>
           <w:b w:val="0"/>
           <w:i w:val="0"/>
-          <w:sz w:val="18"/>
+          <w:sz w:val="22"/>
         </w:rPr>
         <w:t>[[7,13,14,3,0,6,9,10,1,2,8,5,11,12,4,15],[13,8,11,5,6,15,0,3,4,7,2,12,1,10,14,9],[10,6,9,0,12,11,7,13,15,1,3,14,5,2,8,4],[3,15,0,6,10,1,13,8,9,4,5,11,12,7,2,14]],</w:t>
       </w:r>
@@ -794,7 +794,7 @@
           <w:rFonts w:ascii="Consolas" w:hAnsi="Consolas" w:eastAsia="Consolas"/>
           <w:b w:val="0"/>
           <w:i w:val="0"/>
-          <w:sz w:val="18"/>
+          <w:sz w:val="22"/>
         </w:rPr>
         <w:t>[[2,12,4,1,7,10,11,6,8,5,3,15,13,0,14,9],[14,11,2,12,4,7,13,1,5,0,15,10,3,9,8,6],[4,2,1,11,10,13,7,8,15,9,12,5,6,3,0,14],[11,8,12,7,1,14,2,13,6,15,0,9,10,4,5,3]],</w:t>
       </w:r>
@@ -810,7 +810,7 @@
           <w:rFonts w:ascii="Consolas" w:hAnsi="Consolas" w:eastAsia="Consolas"/>
           <w:b w:val="0"/>
           <w:i w:val="0"/>
-          <w:sz w:val="18"/>
+          <w:sz w:val="22"/>
         </w:rPr>
         <w:t>[[12,1,10,15,9,2,6,8,0,13,3,4,14,7,5,11],[10,15,4,2,7,12,9,5,6,1,13,14,0,11,3,8],[9,14,15,5,2,8,12,3,7,0,4,10,1,13,11,6],[4,3,2,12,9,5,15,10,11,14,1,7,6,0,8,13]],</w:t>
       </w:r>
@@ -826,7 +826,7 @@
           <w:rFonts w:ascii="Consolas" w:hAnsi="Consolas" w:eastAsia="Consolas"/>
           <w:b w:val="0"/>
           <w:i w:val="0"/>
-          <w:sz w:val="18"/>
+          <w:sz w:val="22"/>
         </w:rPr>
         <w:t>[[4,11,2,14,15,0,8,13,3,12,9,7,5,10,6,1],[13,0,11,7,4,9,1,10,14,3,5,12,2,15,8,6],[1,4,11,13,12,3,7,14,10,15,6,8,0,5,9,2],[6,11,13,8,1,4,10,7,9,5,0,15,14,2,3,12]],</w:t>
       </w:r>
@@ -842,7 +842,7 @@
           <w:rFonts w:ascii="Consolas" w:hAnsi="Consolas" w:eastAsia="Consolas"/>
           <w:b w:val="0"/>
           <w:i w:val="0"/>
-          <w:sz w:val="18"/>
+          <w:sz w:val="22"/>
         </w:rPr>
         <w:t>[[13,2,8,4,6,15,11,1,10,9,3,14,5,0,12,7],[1,15,13,8,10,3,7,4,12,5,6,11,0,14,9,2],[7,11,4,1,9,12,14,2,0,6,10,13,15,3,5,8],[2,1,14,7,4,10,8,13,15,12,9,0,3,5,6,11]],</w:t>
       </w:r>
@@ -858,7 +858,7 @@
           <w:rFonts w:ascii="Consolas" w:hAnsi="Consolas" w:eastAsia="Consolas"/>
           <w:b w:val="0"/>
           <w:i w:val="0"/>
-          <w:sz w:val="18"/>
+          <w:sz w:val="22"/>
         </w:rPr>
         <w:t>]</w:t>
       </w:r>
@@ -874,7 +874,7 @@
           <w:rFonts w:ascii="Consolas" w:hAnsi="Consolas" w:eastAsia="Consolas"/>
           <w:b w:val="0"/>
           <w:i w:val="0"/>
-          <w:sz w:val="18"/>
+          <w:sz w:val="22"/>
         </w:rPr>
         <w:t xml:space="preserve"> </w:t>
       </w:r>
@@ -890,7 +890,7 @@
           <w:rFonts w:ascii="Consolas" w:hAnsi="Consolas" w:eastAsia="Consolas"/>
           <w:b w:val="0"/>
           <w:i w:val="0"/>
-          <w:sz w:val="18"/>
+          <w:sz w:val="22"/>
         </w:rPr>
         <w:t>def permute(value: int, table: Iterable[int], input_bits: int) -&gt; int:</w:t>
       </w:r>
@@ -906,7 +906,7 @@
           <w:rFonts w:ascii="Consolas" w:hAnsi="Consolas" w:eastAsia="Consolas"/>
           <w:b w:val="0"/>
           <w:i w:val="0"/>
-          <w:sz w:val="18"/>
+          <w:sz w:val="22"/>
         </w:rPr>
         <w:t xml:space="preserve">    result = 0</w:t>
       </w:r>
@@ -922,7 +922,7 @@
           <w:rFonts w:ascii="Consolas" w:hAnsi="Consolas" w:eastAsia="Consolas"/>
           <w:b w:val="0"/>
           <w:i w:val="0"/>
-          <w:sz w:val="18"/>
+          <w:sz w:val="22"/>
         </w:rPr>
         <w:t xml:space="preserve">    for position in table:</w:t>
       </w:r>
@@ -938,7 +938,7 @@
           <w:rFonts w:ascii="Consolas" w:hAnsi="Consolas" w:eastAsia="Consolas"/>
           <w:b w:val="0"/>
           <w:i w:val="0"/>
-          <w:sz w:val="18"/>
+          <w:sz w:val="22"/>
         </w:rPr>
         <w:t xml:space="preserve">        result = (result &lt;&lt; 1) | ((value &gt;&gt; (input_bits - position)) &amp; 1)</w:t>
       </w:r>
@@ -954,7 +954,7 @@
           <w:rFonts w:ascii="Consolas" w:hAnsi="Consolas" w:eastAsia="Consolas"/>
           <w:b w:val="0"/>
           <w:i w:val="0"/>
-          <w:sz w:val="18"/>
+          <w:sz w:val="22"/>
         </w:rPr>
         <w:t xml:space="preserve">    return result</w:t>
       </w:r>
@@ -970,7 +970,7 @@
           <w:rFonts w:ascii="Consolas" w:hAnsi="Consolas" w:eastAsia="Consolas"/>
           <w:b w:val="0"/>
           <w:i w:val="0"/>
-          <w:sz w:val="18"/>
+          <w:sz w:val="22"/>
         </w:rPr>
         <w:t xml:space="preserve"> </w:t>
       </w:r>
@@ -986,7 +986,7 @@
           <w:rFonts w:ascii="Consolas" w:hAnsi="Consolas" w:eastAsia="Consolas"/>
           <w:b w:val="0"/>
           <w:i w:val="0"/>
-          <w:sz w:val="18"/>
+          <w:sz w:val="22"/>
         </w:rPr>
         <w:t xml:space="preserve"> </w:t>
       </w:r>
@@ -1002,7 +1002,7 @@
           <w:rFonts w:ascii="Consolas" w:hAnsi="Consolas" w:eastAsia="Consolas"/>
           <w:b w:val="0"/>
           <w:i w:val="0"/>
-          <w:sz w:val="18"/>
+          <w:sz w:val="22"/>
         </w:rPr>
         <w:t>def rotate_left(value: int, shift: int, width: int = 28) -&gt; int:</w:t>
       </w:r>
@@ -1018,7 +1018,7 @@
           <w:rFonts w:ascii="Consolas" w:hAnsi="Consolas" w:eastAsia="Consolas"/>
           <w:b w:val="0"/>
           <w:i w:val="0"/>
-          <w:sz w:val="18"/>
+          <w:sz w:val="22"/>
         </w:rPr>
         <w:t xml:space="preserve">    return ((value &lt;&lt; shift) | (value &gt;&gt; (width - shift))) &amp; ((1 &lt;&lt; width) - 1)</w:t>
       </w:r>
@@ -1034,7 +1034,7 @@
           <w:rFonts w:ascii="Consolas" w:hAnsi="Consolas" w:eastAsia="Consolas"/>
           <w:b w:val="0"/>
           <w:i w:val="0"/>
-          <w:sz w:val="18"/>
+          <w:sz w:val="22"/>
         </w:rPr>
         <w:t xml:space="preserve"> </w:t>
       </w:r>
@@ -1050,7 +1050,7 @@
           <w:rFonts w:ascii="Consolas" w:hAnsi="Consolas" w:eastAsia="Consolas"/>
           <w:b w:val="0"/>
           <w:i w:val="0"/>
-          <w:sz w:val="18"/>
+          <w:sz w:val="22"/>
         </w:rPr>
         <w:t xml:space="preserve"> </w:t>
       </w:r>
@@ -1066,7 +1066,7 @@
           <w:rFonts w:ascii="Consolas" w:hAnsi="Consolas" w:eastAsia="Consolas"/>
           <w:b w:val="0"/>
           <w:i w:val="0"/>
-          <w:sz w:val="18"/>
+          <w:sz w:val="22"/>
         </w:rPr>
         <w:t>def round_keys(key: bytes):</w:t>
       </w:r>
@@ -1082,7 +1082,7 @@
           <w:rFonts w:ascii="Consolas" w:hAnsi="Consolas" w:eastAsia="Consolas"/>
           <w:b w:val="0"/>
           <w:i w:val="0"/>
-          <w:sz w:val="18"/>
+          <w:sz w:val="22"/>
         </w:rPr>
         <w:t xml:space="preserve">    if len(key) != 8:</w:t>
       </w:r>
@@ -1098,7 +1098,7 @@
           <w:rFonts w:ascii="Consolas" w:hAnsi="Consolas" w:eastAsia="Consolas"/>
           <w:b w:val="0"/>
           <w:i w:val="0"/>
-          <w:sz w:val="18"/>
+          <w:sz w:val="22"/>
         </w:rPr>
         <w:t xml:space="preserve">        raise ValueError('Ключ DES должен содержать ровно 8 байт')</w:t>
       </w:r>
@@ -1114,7 +1114,7 @@
           <w:rFonts w:ascii="Consolas" w:hAnsi="Consolas" w:eastAsia="Consolas"/>
           <w:b w:val="0"/>
           <w:i w:val="0"/>
-          <w:sz w:val="18"/>
+          <w:sz w:val="22"/>
         </w:rPr>
         <w:t xml:space="preserve">    k56 = permute(int.from_bytes(key, 'big'), PC1, 64)</w:t>
       </w:r>
@@ -1130,7 +1130,7 @@
           <w:rFonts w:ascii="Consolas" w:hAnsi="Consolas" w:eastAsia="Consolas"/>
           <w:b w:val="0"/>
           <w:i w:val="0"/>
-          <w:sz w:val="18"/>
+          <w:sz w:val="22"/>
         </w:rPr>
         <w:t xml:space="preserve">    c, d = k56 &gt;&gt; 28, k56 &amp; ((1 &lt;&lt; 28) - 1)</w:t>
       </w:r>
@@ -1146,7 +1146,7 @@
           <w:rFonts w:ascii="Consolas" w:hAnsi="Consolas" w:eastAsia="Consolas"/>
           <w:b w:val="0"/>
           <w:i w:val="0"/>
-          <w:sz w:val="18"/>
+          <w:sz w:val="22"/>
         </w:rPr>
         <w:t xml:space="preserve">    keys = []</w:t>
       </w:r>
@@ -1162,7 +1162,7 @@
           <w:rFonts w:ascii="Consolas" w:hAnsi="Consolas" w:eastAsia="Consolas"/>
           <w:b w:val="0"/>
           <w:i w:val="0"/>
-          <w:sz w:val="18"/>
+          <w:sz w:val="22"/>
         </w:rPr>
         <w:t xml:space="preserve">    for shift in SHIFTS:</w:t>
       </w:r>
@@ -1178,7 +1178,7 @@
           <w:rFonts w:ascii="Consolas" w:hAnsi="Consolas" w:eastAsia="Consolas"/>
           <w:b w:val="0"/>
           <w:i w:val="0"/>
-          <w:sz w:val="18"/>
+          <w:sz w:val="22"/>
         </w:rPr>
         <w:t xml:space="preserve">        c, d = rotate_left(c, shift), rotate_left(d, shift)</w:t>
       </w:r>
@@ -1194,7 +1194,7 @@
           <w:rFonts w:ascii="Consolas" w:hAnsi="Consolas" w:eastAsia="Consolas"/>
           <w:b w:val="0"/>
           <w:i w:val="0"/>
-          <w:sz w:val="18"/>
+          <w:sz w:val="22"/>
         </w:rPr>
         <w:t xml:space="preserve">        keys.append(permute((c &lt;&lt; 28) | d, PC2, 56))</w:t>
       </w:r>
@@ -1210,7 +1210,7 @@
           <w:rFonts w:ascii="Consolas" w:hAnsi="Consolas" w:eastAsia="Consolas"/>
           <w:b w:val="0"/>
           <w:i w:val="0"/>
-          <w:sz w:val="18"/>
+          <w:sz w:val="22"/>
         </w:rPr>
         <w:t xml:space="preserve">    return keys</w:t>
       </w:r>
@@ -1226,7 +1226,7 @@
           <w:rFonts w:ascii="Consolas" w:hAnsi="Consolas" w:eastAsia="Consolas"/>
           <w:b w:val="0"/>
           <w:i w:val="0"/>
-          <w:sz w:val="18"/>
+          <w:sz w:val="22"/>
         </w:rPr>
         <w:t xml:space="preserve"> </w:t>
       </w:r>
@@ -1242,7 +1242,7 @@
           <w:rFonts w:ascii="Consolas" w:hAnsi="Consolas" w:eastAsia="Consolas"/>
           <w:b w:val="0"/>
           <w:i w:val="0"/>
-          <w:sz w:val="18"/>
+          <w:sz w:val="22"/>
         </w:rPr>
         <w:t xml:space="preserve"> </w:t>
       </w:r>
@@ -1258,7 +1258,7 @@
           <w:rFonts w:ascii="Consolas" w:hAnsi="Consolas" w:eastAsia="Consolas"/>
           <w:b w:val="0"/>
           <w:i w:val="0"/>
-          <w:sz w:val="18"/>
+          <w:sz w:val="22"/>
         </w:rPr>
         <w:t>def f_function(right: int, key: int) -&gt; int:</w:t>
       </w:r>
@@ -1274,7 +1274,7 @@
           <w:rFonts w:ascii="Consolas" w:hAnsi="Consolas" w:eastAsia="Consolas"/>
           <w:b w:val="0"/>
           <w:i w:val="0"/>
-          <w:sz w:val="18"/>
+          <w:sz w:val="22"/>
         </w:rPr>
         <w:t xml:space="preserve">    expanded = permute(right, E, 32) ^ key</w:t>
       </w:r>
@@ -1290,7 +1290,7 @@
           <w:rFonts w:ascii="Consolas" w:hAnsi="Consolas" w:eastAsia="Consolas"/>
           <w:b w:val="0"/>
           <w:i w:val="0"/>
-          <w:sz w:val="18"/>
+          <w:sz w:val="22"/>
         </w:rPr>
         <w:t xml:space="preserve">    substituted = 0</w:t>
       </w:r>
@@ -1306,7 +1306,7 @@
           <w:rFonts w:ascii="Consolas" w:hAnsi="Consolas" w:eastAsia="Consolas"/>
           <w:b w:val="0"/>
           <w:i w:val="0"/>
-          <w:sz w:val="18"/>
+          <w:sz w:val="22"/>
         </w:rPr>
         <w:t xml:space="preserve">    for i in range(8):</w:t>
       </w:r>
@@ -1322,7 +1322,7 @@
           <w:rFonts w:ascii="Consolas" w:hAnsi="Consolas" w:eastAsia="Consolas"/>
           <w:b w:val="0"/>
           <w:i w:val="0"/>
-          <w:sz w:val="18"/>
+          <w:sz w:val="22"/>
         </w:rPr>
         <w:t xml:space="preserve">        six = (expanded &gt;&gt; (42 - 6 * i)) &amp; 0x3F</w:t>
       </w:r>
@@ -1338,7 +1338,7 @@
           <w:rFonts w:ascii="Consolas" w:hAnsi="Consolas" w:eastAsia="Consolas"/>
           <w:b w:val="0"/>
           <w:i w:val="0"/>
-          <w:sz w:val="18"/>
+          <w:sz w:val="22"/>
         </w:rPr>
         <w:t xml:space="preserve">        row = ((six &gt;&gt; 4) &amp; 2) | (six &amp; 1)</w:t>
       </w:r>
@@ -1354,7 +1354,7 @@
           <w:rFonts w:ascii="Consolas" w:hAnsi="Consolas" w:eastAsia="Consolas"/>
           <w:b w:val="0"/>
           <w:i w:val="0"/>
-          <w:sz w:val="18"/>
+          <w:sz w:val="22"/>
         </w:rPr>
         <w:t xml:space="preserve">        col = (six &gt;&gt; 1) &amp; 0x0F</w:t>
       </w:r>
@@ -1370,7 +1370,7 @@
           <w:rFonts w:ascii="Consolas" w:hAnsi="Consolas" w:eastAsia="Consolas"/>
           <w:b w:val="0"/>
           <w:i w:val="0"/>
-          <w:sz w:val="18"/>
+          <w:sz w:val="22"/>
         </w:rPr>
         <w:t xml:space="preserve">        substituted = (substituted &lt;&lt; 4) | SBOX[i][row][col]</w:t>
       </w:r>
@@ -1386,7 +1386,7 @@
           <w:rFonts w:ascii="Consolas" w:hAnsi="Consolas" w:eastAsia="Consolas"/>
           <w:b w:val="0"/>
           <w:i w:val="0"/>
-          <w:sz w:val="18"/>
+          <w:sz w:val="22"/>
         </w:rPr>
         <w:t xml:space="preserve">    return permute(substituted, P, 32)</w:t>
       </w:r>
@@ -1402,7 +1402,7 @@
           <w:rFonts w:ascii="Consolas" w:hAnsi="Consolas" w:eastAsia="Consolas"/>
           <w:b w:val="0"/>
           <w:i w:val="0"/>
-          <w:sz w:val="18"/>
+          <w:sz w:val="22"/>
         </w:rPr>
         <w:t xml:space="preserve"> </w:t>
       </w:r>
@@ -1418,7 +1418,7 @@
           <w:rFonts w:ascii="Consolas" w:hAnsi="Consolas" w:eastAsia="Consolas"/>
           <w:b w:val="0"/>
           <w:i w:val="0"/>
-          <w:sz w:val="18"/>
+          <w:sz w:val="22"/>
         </w:rPr>
         <w:t xml:space="preserve"> </w:t>
       </w:r>
@@ -1434,7 +1434,7 @@
           <w:rFonts w:ascii="Consolas" w:hAnsi="Consolas" w:eastAsia="Consolas"/>
           <w:b w:val="0"/>
           <w:i w:val="0"/>
-          <w:sz w:val="18"/>
+          <w:sz w:val="22"/>
         </w:rPr>
         <w:t>def des_block(block: bytes, key: bytes, decrypt: bool = False) -&gt; bytes:</w:t>
       </w:r>
@@ -1450,7 +1450,7 @@
           <w:rFonts w:ascii="Consolas" w:hAnsi="Consolas" w:eastAsia="Consolas"/>
           <w:b w:val="0"/>
           <w:i w:val="0"/>
-          <w:sz w:val="18"/>
+          <w:sz w:val="22"/>
         </w:rPr>
         <w:t xml:space="preserve">    if len(block) != 8:</w:t>
       </w:r>
@@ -1466,7 +1466,7 @@
           <w:rFonts w:ascii="Consolas" w:hAnsi="Consolas" w:eastAsia="Consolas"/>
           <w:b w:val="0"/>
           <w:i w:val="0"/>
-          <w:sz w:val="18"/>
+          <w:sz w:val="22"/>
         </w:rPr>
         <w:t xml:space="preserve">        raise ValueError('Блок DES должен содержать 8 байт')</w:t>
       </w:r>
@@ -1482,7 +1482,7 @@
           <w:rFonts w:ascii="Consolas" w:hAnsi="Consolas" w:eastAsia="Consolas"/>
           <w:b w:val="0"/>
           <w:i w:val="0"/>
-          <w:sz w:val="18"/>
+          <w:sz w:val="22"/>
         </w:rPr>
         <w:t xml:space="preserve">    state = permute(int.from_bytes(block, 'big'), IP, 64)</w:t>
       </w:r>
@@ -1498,7 +1498,7 @@
           <w:rFonts w:ascii="Consolas" w:hAnsi="Consolas" w:eastAsia="Consolas"/>
           <w:b w:val="0"/>
           <w:i w:val="0"/>
-          <w:sz w:val="18"/>
+          <w:sz w:val="22"/>
         </w:rPr>
         <w:t xml:space="preserve">    left, right = state &gt;&gt; 32, state &amp; 0xFFFFFFFF</w:t>
       </w:r>
@@ -1514,7 +1514,7 @@
           <w:rFonts w:ascii="Consolas" w:hAnsi="Consolas" w:eastAsia="Consolas"/>
           <w:b w:val="0"/>
           <w:i w:val="0"/>
-          <w:sz w:val="18"/>
+          <w:sz w:val="22"/>
         </w:rPr>
         <w:t xml:space="preserve">    keys = round_keys(key)</w:t>
       </w:r>
@@ -1530,7 +1530,7 @@
           <w:rFonts w:ascii="Consolas" w:hAnsi="Consolas" w:eastAsia="Consolas"/>
           <w:b w:val="0"/>
           <w:i w:val="0"/>
-          <w:sz w:val="18"/>
+          <w:sz w:val="22"/>
         </w:rPr>
         <w:t xml:space="preserve">    if decrypt:</w:t>
       </w:r>
@@ -1546,7 +1546,7 @@
           <w:rFonts w:ascii="Consolas" w:hAnsi="Consolas" w:eastAsia="Consolas"/>
           <w:b w:val="0"/>
           <w:i w:val="0"/>
-          <w:sz w:val="18"/>
+          <w:sz w:val="22"/>
         </w:rPr>
         <w:t xml:space="preserve">        keys.reverse()</w:t>
       </w:r>
@@ -1562,7 +1562,7 @@
           <w:rFonts w:ascii="Consolas" w:hAnsi="Consolas" w:eastAsia="Consolas"/>
           <w:b w:val="0"/>
           <w:i w:val="0"/>
-          <w:sz w:val="18"/>
+          <w:sz w:val="22"/>
         </w:rPr>
         <w:t xml:space="preserve">    for subkey in keys:</w:t>
       </w:r>
@@ -1578,7 +1578,7 @@
           <w:rFonts w:ascii="Consolas" w:hAnsi="Consolas" w:eastAsia="Consolas"/>
           <w:b w:val="0"/>
           <w:i w:val="0"/>
-          <w:sz w:val="18"/>
+          <w:sz w:val="22"/>
         </w:rPr>
         <w:t xml:space="preserve">        left, right = right, left ^ f_function(right, subkey)</w:t>
       </w:r>
@@ -1594,7 +1594,7 @@
           <w:rFonts w:ascii="Consolas" w:hAnsi="Consolas" w:eastAsia="Consolas"/>
           <w:b w:val="0"/>
           <w:i w:val="0"/>
-          <w:sz w:val="18"/>
+          <w:sz w:val="22"/>
         </w:rPr>
         <w:t xml:space="preserve">    result = (right &lt;&lt; 32) | left</w:t>
       </w:r>
@@ -1610,7 +1610,7 @@
           <w:rFonts w:ascii="Consolas" w:hAnsi="Consolas" w:eastAsia="Consolas"/>
           <w:b w:val="0"/>
           <w:i w:val="0"/>
-          <w:sz w:val="18"/>
+          <w:sz w:val="22"/>
         </w:rPr>
         <w:t xml:space="preserve">    return permute(result, FP, 64).to_bytes(8, 'big')</w:t>
       </w:r>
@@ -1626,7 +1626,7 @@
           <w:rFonts w:ascii="Consolas" w:hAnsi="Consolas" w:eastAsia="Consolas"/>
           <w:b w:val="0"/>
           <w:i w:val="0"/>
-          <w:sz w:val="18"/>
+          <w:sz w:val="22"/>
         </w:rPr>
         <w:t xml:space="preserve"> </w:t>
       </w:r>
@@ -1642,7 +1642,7 @@
           <w:rFonts w:ascii="Consolas" w:hAnsi="Consolas" w:eastAsia="Consolas"/>
           <w:b w:val="0"/>
           <w:i w:val="0"/>
-          <w:sz w:val="18"/>
+          <w:sz w:val="22"/>
         </w:rPr>
         <w:t xml:space="preserve"> </w:t>
       </w:r>
@@ -1658,7 +1658,7 @@
           <w:rFonts w:ascii="Consolas" w:hAnsi="Consolas" w:eastAsia="Consolas"/>
           <w:b w:val="0"/>
           <w:i w:val="0"/>
-          <w:sz w:val="18"/>
+          <w:sz w:val="22"/>
         </w:rPr>
         <w:t>def pad(data: bytes) -&gt; bytes:</w:t>
       </w:r>
@@ -1674,7 +1674,7 @@
           <w:rFonts w:ascii="Consolas" w:hAnsi="Consolas" w:eastAsia="Consolas"/>
           <w:b w:val="0"/>
           <w:i w:val="0"/>
-          <w:sz w:val="18"/>
+          <w:sz w:val="22"/>
         </w:rPr>
         <w:t xml:space="preserve">    n = 8 - len(data) % 8</w:t>
       </w:r>
@@ -1690,7 +1690,7 @@
           <w:rFonts w:ascii="Consolas" w:hAnsi="Consolas" w:eastAsia="Consolas"/>
           <w:b w:val="0"/>
           <w:i w:val="0"/>
-          <w:sz w:val="18"/>
+          <w:sz w:val="22"/>
         </w:rPr>
         <w:t xml:space="preserve">    return data + bytes([n]) * n</w:t>
       </w:r>
@@ -1706,7 +1706,7 @@
           <w:rFonts w:ascii="Consolas" w:hAnsi="Consolas" w:eastAsia="Consolas"/>
           <w:b w:val="0"/>
           <w:i w:val="0"/>
-          <w:sz w:val="18"/>
+          <w:sz w:val="22"/>
         </w:rPr>
         <w:t xml:space="preserve"> </w:t>
       </w:r>
@@ -1722,7 +1722,7 @@
           <w:rFonts w:ascii="Consolas" w:hAnsi="Consolas" w:eastAsia="Consolas"/>
           <w:b w:val="0"/>
           <w:i w:val="0"/>
-          <w:sz w:val="18"/>
+          <w:sz w:val="22"/>
         </w:rPr>
         <w:t xml:space="preserve"> </w:t>
       </w:r>
@@ -1738,7 +1738,7 @@
           <w:rFonts w:ascii="Consolas" w:hAnsi="Consolas" w:eastAsia="Consolas"/>
           <w:b w:val="0"/>
           <w:i w:val="0"/>
-          <w:sz w:val="18"/>
+          <w:sz w:val="22"/>
         </w:rPr>
         <w:t>def unpad(data: bytes) -&gt; bytes:</w:t>
       </w:r>
@@ -1754,7 +1754,7 @@
           <w:rFonts w:ascii="Consolas" w:hAnsi="Consolas" w:eastAsia="Consolas"/>
           <w:b w:val="0"/>
           <w:i w:val="0"/>
-          <w:sz w:val="18"/>
+          <w:sz w:val="22"/>
         </w:rPr>
         <w:t xml:space="preserve">    n = data[-1]</w:t>
       </w:r>
@@ -1770,7 +1770,7 @@
           <w:rFonts w:ascii="Consolas" w:hAnsi="Consolas" w:eastAsia="Consolas"/>
           <w:b w:val="0"/>
           <w:i w:val="0"/>
-          <w:sz w:val="18"/>
+          <w:sz w:val="22"/>
         </w:rPr>
         <w:t xml:space="preserve">    if not 1 &lt;= n &lt;= 8 or data[-n:] != bytes([n]) * n:</w:t>
       </w:r>
@@ -1786,7 +1786,7 @@
           <w:rFonts w:ascii="Consolas" w:hAnsi="Consolas" w:eastAsia="Consolas"/>
           <w:b w:val="0"/>
           <w:i w:val="0"/>
-          <w:sz w:val="18"/>
+          <w:sz w:val="22"/>
         </w:rPr>
         <w:t xml:space="preserve">        raise ValueError('Некорректное дополнение PKCS#5')</w:t>
       </w:r>
@@ -1802,7 +1802,7 @@
           <w:rFonts w:ascii="Consolas" w:hAnsi="Consolas" w:eastAsia="Consolas"/>
           <w:b w:val="0"/>
           <w:i w:val="0"/>
-          <w:sz w:val="18"/>
+          <w:sz w:val="22"/>
         </w:rPr>
         <w:t xml:space="preserve">    return data[:-n]</w:t>
       </w:r>
@@ -1818,7 +1818,7 @@
           <w:rFonts w:ascii="Consolas" w:hAnsi="Consolas" w:eastAsia="Consolas"/>
           <w:b w:val="0"/>
           <w:i w:val="0"/>
-          <w:sz w:val="18"/>
+          <w:sz w:val="22"/>
         </w:rPr>
         <w:t xml:space="preserve"> </w:t>
       </w:r>
@@ -1834,7 +1834,7 @@
           <w:rFonts w:ascii="Consolas" w:hAnsi="Consolas" w:eastAsia="Consolas"/>
           <w:b w:val="0"/>
           <w:i w:val="0"/>
-          <w:sz w:val="18"/>
+          <w:sz w:val="22"/>
         </w:rPr>
         <w:t xml:space="preserve"> </w:t>
       </w:r>
@@ -1850,7 +1850,7 @@
           <w:rFonts w:ascii="Consolas" w:hAnsi="Consolas" w:eastAsia="Consolas"/>
           <w:b w:val="0"/>
           <w:i w:val="0"/>
-          <w:sz w:val="18"/>
+          <w:sz w:val="22"/>
         </w:rPr>
         <w:t>def encrypt_ecb(text: str, key: bytes) -&gt; bytes:</w:t>
       </w:r>
@@ -1866,7 +1866,7 @@
           <w:rFonts w:ascii="Consolas" w:hAnsi="Consolas" w:eastAsia="Consolas"/>
           <w:b w:val="0"/>
           <w:i w:val="0"/>
-          <w:sz w:val="18"/>
+          <w:sz w:val="22"/>
         </w:rPr>
         <w:t xml:space="preserve">    data = pad(text.encode('utf-8'))</w:t>
       </w:r>
@@ -1882,7 +1882,7 @@
           <w:rFonts w:ascii="Consolas" w:hAnsi="Consolas" w:eastAsia="Consolas"/>
           <w:b w:val="0"/>
           <w:i w:val="0"/>
-          <w:sz w:val="18"/>
+          <w:sz w:val="22"/>
         </w:rPr>
         <w:t xml:space="preserve">    return b''.join(des_block(data[i:i + 8], key) for i in range(0, len(data), 8))</w:t>
       </w:r>
@@ -1898,7 +1898,7 @@
           <w:rFonts w:ascii="Consolas" w:hAnsi="Consolas" w:eastAsia="Consolas"/>
           <w:b w:val="0"/>
           <w:i w:val="0"/>
-          <w:sz w:val="18"/>
+          <w:sz w:val="22"/>
         </w:rPr>
         <w:t xml:space="preserve"> </w:t>
       </w:r>
@@ -1914,7 +1914,7 @@
           <w:rFonts w:ascii="Consolas" w:hAnsi="Consolas" w:eastAsia="Consolas"/>
           <w:b w:val="0"/>
           <w:i w:val="0"/>
-          <w:sz w:val="18"/>
+          <w:sz w:val="22"/>
         </w:rPr>
         <w:t xml:space="preserve"> </w:t>
       </w:r>
@@ -1930,7 +1930,7 @@
           <w:rFonts w:ascii="Consolas" w:hAnsi="Consolas" w:eastAsia="Consolas"/>
           <w:b w:val="0"/>
           <w:i w:val="0"/>
-          <w:sz w:val="18"/>
+          <w:sz w:val="22"/>
         </w:rPr>
         <w:t>def decrypt_ecb(ciphertext: bytes, key: bytes) -&gt; str:</w:t>
       </w:r>
@@ -1946,7 +1946,7 @@
           <w:rFonts w:ascii="Consolas" w:hAnsi="Consolas" w:eastAsia="Consolas"/>
           <w:b w:val="0"/>
           <w:i w:val="0"/>
-          <w:sz w:val="18"/>
+          <w:sz w:val="22"/>
         </w:rPr>
         <w:t xml:space="preserve">    if len(ciphertext) % 8:</w:t>
       </w:r>
@@ -1962,7 +1962,7 @@
           <w:rFonts w:ascii="Consolas" w:hAnsi="Consolas" w:eastAsia="Consolas"/>
           <w:b w:val="0"/>
           <w:i w:val="0"/>
-          <w:sz w:val="18"/>
+          <w:sz w:val="22"/>
         </w:rPr>
         <w:t xml:space="preserve">        raise ValueError('Длина шифртекста должна быть кратна 8')</w:t>
       </w:r>
@@ -1978,7 +1978,7 @@
           <w:rFonts w:ascii="Consolas" w:hAnsi="Consolas" w:eastAsia="Consolas"/>
           <w:b w:val="0"/>
           <w:i w:val="0"/>
-          <w:sz w:val="18"/>
+          <w:sz w:val="22"/>
         </w:rPr>
         <w:t xml:space="preserve">    data = b''.join(des_block(ciphertext[i:i + 8], key, True)</w:t>
       </w:r>
@@ -1994,7 +1994,7 @@
           <w:rFonts w:ascii="Consolas" w:hAnsi="Consolas" w:eastAsia="Consolas"/>
           <w:b w:val="0"/>
           <w:i w:val="0"/>
-          <w:sz w:val="18"/>
+          <w:sz w:val="22"/>
         </w:rPr>
         <w:t xml:space="preserve">                    for i in range(0, len(ciphertext), 8))</w:t>
       </w:r>
@@ -2010,7 +2010,7 @@
           <w:rFonts w:ascii="Consolas" w:hAnsi="Consolas" w:eastAsia="Consolas"/>
           <w:b w:val="0"/>
           <w:i w:val="0"/>
-          <w:sz w:val="18"/>
+          <w:sz w:val="22"/>
         </w:rPr>
         <w:t xml:space="preserve">    return unpad(data).decode('utf-8')</w:t>
       </w:r>
@@ -2026,7 +2026,7 @@
           <w:rFonts w:ascii="Consolas" w:hAnsi="Consolas" w:eastAsia="Consolas"/>
           <w:b w:val="0"/>
           <w:i w:val="0"/>
-          <w:sz w:val="18"/>
+          <w:sz w:val="22"/>
         </w:rPr>
         <w:t xml:space="preserve"> </w:t>
       </w:r>
@@ -2042,7 +2042,7 @@
           <w:rFonts w:ascii="Consolas" w:hAnsi="Consolas" w:eastAsia="Consolas"/>
           <w:b w:val="0"/>
           <w:i w:val="0"/>
-          <w:sz w:val="18"/>
+          <w:sz w:val="22"/>
         </w:rPr>
         <w:t xml:space="preserve"> </w:t>
       </w:r>
@@ -2058,7 +2058,7 @@
           <w:rFonts w:ascii="Consolas" w:hAnsi="Consolas" w:eastAsia="Consolas"/>
           <w:b w:val="0"/>
           <w:i w:val="0"/>
-          <w:sz w:val="18"/>
+          <w:sz w:val="22"/>
         </w:rPr>
         <w:t>if __name__ == '__main__':</w:t>
       </w:r>
@@ -2074,7 +2074,7 @@
           <w:rFonts w:ascii="Consolas" w:hAnsi="Consolas" w:eastAsia="Consolas"/>
           <w:b w:val="0"/>
           <w:i w:val="0"/>
-          <w:sz w:val="18"/>
+          <w:sz w:val="22"/>
         </w:rPr>
         <w:t xml:space="preserve">    message = input('Открытый текст: ')</w:t>
       </w:r>
@@ -2090,7 +2090,7 @@
           <w:rFonts w:ascii="Consolas" w:hAnsi="Consolas" w:eastAsia="Consolas"/>
           <w:b w:val="0"/>
           <w:i w:val="0"/>
-          <w:sz w:val="18"/>
+          <w:sz w:val="22"/>
         </w:rPr>
         <w:t xml:space="preserve">    key = input('Ключ (ровно 8 ASCII-символов): ').encode('ascii')</w:t>
       </w:r>
@@ -2106,7 +2106,7 @@
           <w:rFonts w:ascii="Consolas" w:hAnsi="Consolas" w:eastAsia="Consolas"/>
           <w:b w:val="0"/>
           <w:i w:val="0"/>
-          <w:sz w:val="18"/>
+          <w:sz w:val="22"/>
         </w:rPr>
         <w:t xml:space="preserve">    cipher = encrypt_ecb(message, key)</w:t>
       </w:r>
@@ -2122,7 +2122,7 @@
           <w:rFonts w:ascii="Consolas" w:hAnsi="Consolas" w:eastAsia="Consolas"/>
           <w:b w:val="0"/>
           <w:i w:val="0"/>
-          <w:sz w:val="18"/>
+          <w:sz w:val="22"/>
         </w:rPr>
         <w:t xml:space="preserve">    print('Шифртекст (hex):', cipher.hex().upper())</w:t>
       </w:r>
@@ -2138,7 +2138,7 @@
           <w:rFonts w:ascii="Consolas" w:hAnsi="Consolas" w:eastAsia="Consolas"/>
           <w:b w:val="0"/>
           <w:i w:val="0"/>
-          <w:sz w:val="18"/>
+          <w:sz w:val="22"/>
         </w:rPr>
         <w:t xml:space="preserve">    print('Расшифрование:', decrypt_ecb(cipher, key))</w:t>
       </w:r>
@@ -2154,7 +2154,7 @@
           <w:rFonts w:ascii="Times New Roman" w:hAnsi="Times New Roman" w:eastAsia="Times New Roman"/>
           <w:b/>
           <w:i w:val="0"/>
-          <w:sz w:val="26"/>
+          <w:sz w:val="28"/>
         </w:rPr>
         <w:t>Полное объяснение программы</w:t>
       </w:r>
@@ -2170,7 +2170,7 @@
           <w:rFonts w:ascii="Times New Roman" w:hAnsi="Times New Roman" w:eastAsia="Times New Roman"/>
           <w:b w:val="0"/>
           <w:i w:val="0"/>
-          <w:sz w:val="26"/>
+          <w:sz w:val="28"/>
         </w:rPr>
         <w:t>В начале программы заданы стандартные таблицы DES. Каждое число в таблице означает позицию бита, который нужно взять из входного значения. Универсальная функция permute проходит по таблице слева направо, извлекает указанные биты с помощью сдвига и собирает новое целое число. Поэтому одна функция используется для IP, FP, E, P, PC1 и PC2.</w:t>
       </w:r>
@@ -2186,7 +2186,7 @@
           <w:rFonts w:ascii="Times New Roman" w:hAnsi="Times New Roman" w:eastAsia="Times New Roman"/>
           <w:b w:val="0"/>
           <w:i w:val="0"/>
-          <w:sz w:val="26"/>
+          <w:sz w:val="28"/>
         </w:rPr>
         <w:t>Функция rotate_left выполняет циклический сдвиг 28-битного значения и маскирует результат, чтобы лишние биты не вышли за границы. В round_keys ключ переводится из восьми байтов в целое число, преобразуется PC1, делится на половины C и D, после чего в каждом из 16 раундов выполняются сдвиги из списка SHIFTS и выбор 48 бит таблицей PC2.</w:t>
       </w:r>
@@ -2202,7 +2202,7 @@
           <w:rFonts w:ascii="Times New Roman" w:hAnsi="Times New Roman" w:eastAsia="Times New Roman"/>
           <w:b w:val="0"/>
           <w:i w:val="0"/>
-          <w:sz w:val="26"/>
+          <w:sz w:val="28"/>
         </w:rPr>
         <w:t>Функция f_function сначала расширяет 32-битную правую половину таблицей E. После XOR с раундовым ключом результат делится на восемь шестибитных значений. Для каждого значения два крайних бита образуют номер строки S-блока, четыре средних — номер столбца. Полученные восемь четырёхбитных результатов объединяются и проходят перестановку P.</w:t>
       </w:r>
@@ -2218,7 +2218,7 @@
           <w:rFonts w:ascii="Times New Roman" w:hAnsi="Times New Roman" w:eastAsia="Times New Roman"/>
           <w:b w:val="0"/>
           <w:i w:val="0"/>
-          <w:sz w:val="26"/>
+          <w:sz w:val="28"/>
         </w:rPr>
         <w:t>Функция des_block выполняет начальную перестановку, делит блок на left и right и получает раундовые ключи. На каждом раунде переменные обновляются одновременно по правилу сети Фейстеля: новая левая половина равна старой правой, а новая правая равна XOR старой левой и результата f_function. После 16 раундов половины меняются местами, затем применяется FP. При decrypt=True список ключей разворачивается, что реализует обратное преобразование.</w:t>
       </w:r>
@@ -2234,7 +2234,7 @@
           <w:rFonts w:ascii="Times New Roman" w:hAnsi="Times New Roman" w:eastAsia="Times New Roman"/>
           <w:b w:val="0"/>
           <w:i w:val="0"/>
-          <w:sz w:val="26"/>
+          <w:sz w:val="28"/>
         </w:rPr>
         <w:t>Функции pad и unpad реализуют дополнение PKCS#5/PKCS#7. encrypt_ecb кодирует строку в UTF-8, дополняет байты и независимо шифрует каждый 8-байтовый блок. decrypt_ecb проверяет кратность длины, расшифровывает блоки, удаляет заполнение и декодирует результат обратно в UTF-8.</w:t>
       </w:r>
@@ -2250,7 +2250,7 @@
           <w:rFonts w:ascii="Times New Roman" w:hAnsi="Times New Roman" w:eastAsia="Times New Roman"/>
           <w:b w:val="0"/>
           <w:i w:val="0"/>
-          <w:sz w:val="26"/>
+          <w:sz w:val="28"/>
         </w:rPr>
         <w:t>В основном блоке пользователь вводит сообщение и восьмисимвольный ASCII-ключ. Программа выводит шифртекст в hex, потому что шифртекст содержит произвольные байты, а затем проверяет весь цикл обратной расшифровкой. Дополнительный стандартный тест проверяет реализацию на известной паре DES: 0123456789ABCDEF → 85E813540F0AB405 при ключе 133457799BBCDFF1.</w:t>
       </w:r>
@@ -2266,7 +2266,7 @@
           <w:rFonts w:ascii="Times New Roman" w:hAnsi="Times New Roman" w:eastAsia="Times New Roman"/>
           <w:b/>
           <w:i w:val="0"/>
-          <w:sz w:val="26"/>
+          <w:sz w:val="28"/>
         </w:rPr>
         <w:t>4. Пример открытого текста и соответствующей шифрограммы</w:t>
       </w:r>
@@ -2282,7 +2282,7 @@
           <w:rFonts w:ascii="Times New Roman" w:hAnsi="Times New Roman" w:eastAsia="Times New Roman"/>
           <w:b w:val="0"/>
           <w:i w:val="0"/>
-          <w:sz w:val="26"/>
+          <w:sz w:val="28"/>
         </w:rPr>
         <w:t>Открытый текст: «DES в режиме ECB». Ключ: ASCII-строка «12345678» (8 байт).</w:t>
       </w:r>
@@ -2298,7 +2298,7 @@
           <w:rFonts w:ascii="Times New Roman" w:hAnsi="Times New Roman" w:eastAsia="Times New Roman"/>
           <w:b w:val="0"/>
           <w:i w:val="0"/>
-          <w:sz w:val="26"/>
+          <w:sz w:val="28"/>
         </w:rPr>
         <w:t>Шифртекст в hex: 229857D9BC9208F1B816A0A7C0E2FD25DF646F5E676BF9B1</w:t>
       </w:r>
@@ -2314,7 +2314,7 @@
           <w:rFonts w:ascii="Times New Roman" w:hAnsi="Times New Roman" w:eastAsia="Times New Roman"/>
           <w:b w:val="0"/>
           <w:i w:val="0"/>
-          <w:sz w:val="26"/>
+          <w:sz w:val="28"/>
         </w:rPr>
         <w:t>Результат дешифрования: «DES в режиме ECB».</w:t>
       </w:r>
@@ -2330,7 +2330,7 @@
           <w:rFonts w:ascii="Times New Roman" w:hAnsi="Times New Roman" w:eastAsia="Times New Roman"/>
           <w:b w:val="0"/>
           <w:i w:val="0"/>
-          <w:sz w:val="26"/>
+          <w:sz w:val="28"/>
         </w:rPr>
         <w:t>Контрольная проверка стандартным тестом DES: для ключа 133457799BBCDFF1 и блока 0123456789ABCDEF получен результат 85E813540F0AB405.</w:t>
       </w:r>
@@ -2346,7 +2346,7 @@
           <w:rFonts w:ascii="Times New Roman" w:hAnsi="Times New Roman" w:eastAsia="Times New Roman"/>
           <w:b/>
           <w:i w:val="0"/>
-          <w:sz w:val="26"/>
+          <w:sz w:val="28"/>
         </w:rPr>
         <w:t>6. Выводы по работе</w:t>
       </w:r>
@@ -2362,7 +2362,7 @@
           <w:rFonts w:ascii="Times New Roman" w:hAnsi="Times New Roman" w:eastAsia="Times New Roman"/>
           <w:b w:val="0"/>
           <w:i w:val="0"/>
-          <w:sz w:val="26"/>
+          <w:sz w:val="28"/>
         </w:rPr>
         <w:t>Реализован классический DES в режиме ECB с полным набором табличных преобразований и 16 раундами. Проверка обратным преобразованием восстанавливает исходное сообщение, а контрольный тест совпадает с эталонным значением DES. Режим ECB удобен для изучения структуры алгоритма, но для практической защиты больших сообщений обычно выбирают режимы, скрывающие повторяющиеся блоки.</w:t>
       </w:r>
@@ -2747,7 +2747,7 @@
     </w:pPr>
     <w:rPr>
       <w:rFonts w:ascii="Times New Roman" w:hAnsi="Times New Roman" w:eastAsia="Times New Roman"/>
-      <w:sz w:val="26"/>
+      <w:sz w:val="28"/>
     </w:rPr>
   </w:style>
   <w:style w:type="paragraph" w:styleId="Header">

--- a/З_И/Лабораторная_работа_4_DES_ECB.docx
+++ b/З_И/Лабораторная_работа_4_DES_ECB.docx
@@ -104,8 +104,6 @@
         <w:t>Выполнил(а): студент(ка) группы __________</w:t>
         <w:br/>
         <w:t>Ф. И. О.: ______________________________</w:t>
-        <w:br/>
-        <w:t>Вариант: №10</w:t>
       </w:r>
     </w:p>
     <w:p>
@@ -364,22 +362,6 @@
           <w:i w:val="0"/>
           <w:sz w:val="22"/>
         </w:rPr>
-        <w:t># Стандартные таблицы DES (нумерация битов начинается с 1 слева).</w:t>
-      </w:r>
-    </w:p>
-    <w:p>
-      <w:pPr>
-        <w:spacing w:line="240" w:lineRule="auto" w:after="0"/>
-        <w:ind w:left="181" w:firstLine="0"/>
-        <w:jc w:val="left"/>
-      </w:pPr>
-      <w:r>
-        <w:rPr>
-          <w:rFonts w:ascii="Consolas" w:hAnsi="Consolas" w:eastAsia="Consolas"/>
-          <w:b w:val="0"/>
-          <w:i w:val="0"/>
-          <w:sz w:val="22"/>
-        </w:rPr>
         <w:t>IP = [58,50,42,34,26,18,10,2,60,52,44,36,28,20,12,4,</w:t>
       </w:r>
     </w:p>
@@ -2253,6 +2235,155 @@
           <w:sz w:val="28"/>
         </w:rPr>
         <w:t>В основном блоке пользователь вводит сообщение и восьмисимвольный ASCII-ключ. Программа выводит шифртекст в hex, потому что шифртекст содержит произвольные байты, а затем проверяет весь цикл обратной расшифровкой. Дополнительный стандартный тест проверяет реализацию на известной паре DES: 0123456789ABCDEF → 85E813540F0AB405 при ключе 133457799BBCDFF1.</w:t>
+      </w:r>
+    </w:p>
+    <w:p>
+      <w:pPr>
+        <w:keepNext/>
+        <w:spacing w:line="360" w:lineRule="auto" w:before="80" w:after="80"/>
+        <w:jc w:val="left"/>
+      </w:pPr>
+      <w:r>
+        <w:rPr>
+          <w:rFonts w:ascii="Times New Roman" w:hAnsi="Times New Roman" w:eastAsia="Times New Roman"/>
+          <w:b/>
+          <w:i w:val="0"/>
+          <w:sz w:val="28"/>
+        </w:rPr>
+        <w:t>Алгоритм выполнения</w:t>
+      </w:r>
+    </w:p>
+    <w:p>
+      <w:pPr>
+        <w:pStyle w:val="ListBullet"/>
+        <w:spacing w:line="360" w:lineRule="auto"/>
+        <w:ind w:left="709" w:hanging="283"/>
+        <w:jc w:val="both"/>
+      </w:pPr>
+      <w:r>
+        <w:rPr>
+          <w:rFonts w:ascii="Times New Roman" w:hAnsi="Times New Roman" w:eastAsia="Times New Roman"/>
+          <w:b w:val="0"/>
+          <w:i w:val="0"/>
+          <w:sz w:val="28"/>
+        </w:rPr>
+        <w:t>Преобразовать строку в UTF-8 и добавить байты PKCS#5/PKCS#7 до длины, кратной восьми.</w:t>
+      </w:r>
+    </w:p>
+    <w:p>
+      <w:pPr>
+        <w:pStyle w:val="ListBullet"/>
+        <w:spacing w:line="360" w:lineRule="auto"/>
+        <w:ind w:left="709" w:hanging="283"/>
+        <w:jc w:val="both"/>
+      </w:pPr>
+      <w:r>
+        <w:rPr>
+          <w:rFonts w:ascii="Times New Roman" w:hAnsi="Times New Roman" w:eastAsia="Times New Roman"/>
+          <w:b w:val="0"/>
+          <w:i w:val="0"/>
+          <w:sz w:val="28"/>
+        </w:rPr>
+        <w:t>Для ключа выполнить PC-1, разделить результат на C и D и сформировать 16 раундовых ключей.</w:t>
+      </w:r>
+    </w:p>
+    <w:p>
+      <w:pPr>
+        <w:pStyle w:val="ListBullet"/>
+        <w:spacing w:line="360" w:lineRule="auto"/>
+        <w:ind w:left="709" w:hanging="283"/>
+        <w:jc w:val="both"/>
+      </w:pPr>
+      <w:r>
+        <w:rPr>
+          <w:rFonts w:ascii="Times New Roman" w:hAnsi="Times New Roman" w:eastAsia="Times New Roman"/>
+          <w:b w:val="0"/>
+          <w:i w:val="0"/>
+          <w:sz w:val="28"/>
+        </w:rPr>
+        <w:t>Для каждого блока выполнить IP, 16 раундов сети Фейстеля и FP.</w:t>
+      </w:r>
+    </w:p>
+    <w:p>
+      <w:pPr>
+        <w:pStyle w:val="ListBullet"/>
+        <w:spacing w:line="360" w:lineRule="auto"/>
+        <w:ind w:left="709" w:hanging="283"/>
+        <w:jc w:val="both"/>
+      </w:pPr>
+      <w:r>
+        <w:rPr>
+          <w:rFonts w:ascii="Times New Roman" w:hAnsi="Times New Roman" w:eastAsia="Times New Roman"/>
+          <w:b w:val="0"/>
+          <w:i w:val="0"/>
+          <w:sz w:val="28"/>
+        </w:rPr>
+        <w:t>Объединить зашифрованные блоки в шифртекст и вывести его в hex-формате.</w:t>
+      </w:r>
+    </w:p>
+    <w:p>
+      <w:pPr>
+        <w:pStyle w:val="ListBullet"/>
+        <w:spacing w:line="360" w:lineRule="auto"/>
+        <w:ind w:left="709" w:hanging="283"/>
+        <w:jc w:val="both"/>
+      </w:pPr>
+      <w:r>
+        <w:rPr>
+          <w:rFonts w:ascii="Times New Roman" w:hAnsi="Times New Roman" w:eastAsia="Times New Roman"/>
+          <w:b w:val="0"/>
+          <w:i w:val="0"/>
+          <w:sz w:val="28"/>
+        </w:rPr>
+        <w:t>При расшифровании применить раундовые ключи в обратном порядке и удалить проверенное заполнение.</w:t>
+      </w:r>
+    </w:p>
+    <w:p>
+      <w:pPr>
+        <w:keepNext/>
+        <w:spacing w:line="360" w:lineRule="auto" w:before="80" w:after="80"/>
+        <w:jc w:val="left"/>
+      </w:pPr>
+      <w:r>
+        <w:rPr>
+          <w:rFonts w:ascii="Times New Roman" w:hAnsi="Times New Roman" w:eastAsia="Times New Roman"/>
+          <w:b/>
+          <w:i w:val="0"/>
+          <w:sz w:val="28"/>
+        </w:rPr>
+        <w:t>Анализ результата</w:t>
+      </w:r>
+    </w:p>
+    <w:p>
+      <w:pPr>
+        <w:spacing w:line="360" w:lineRule="auto" w:after="0"/>
+        <w:ind w:firstLine="709"/>
+        <w:jc w:val="both"/>
+      </w:pPr>
+      <w:r>
+        <w:rPr>
+          <w:rFonts w:ascii="Times New Roman" w:hAnsi="Times New Roman" w:eastAsia="Times New Roman"/>
+          <w:b w:val="0"/>
+          <w:i w:val="0"/>
+          <w:sz w:val="28"/>
+        </w:rPr>
+        <w:t>Контрольный тест с известным эталонным результатом позволяет проверить не только обратимость программы, но и правильность таблиц перестановок, S-блоков и расписания ключей. Ошибка хотя бы в одной позиции обычно приводит к полностью другому шифртексту.</w:t>
+      </w:r>
+    </w:p>
+    <w:p>
+      <w:pPr>
+        <w:spacing w:line="360" w:lineRule="auto" w:after="0"/>
+        <w:ind w:firstLine="709"/>
+        <w:jc w:val="both"/>
+      </w:pPr>
+      <w:r>
+        <w:rPr>
+          <w:rFonts w:ascii="Times New Roman" w:hAnsi="Times New Roman" w:eastAsia="Times New Roman"/>
+          <w:b w:val="0"/>
+          <w:i w:val="0"/>
+          <w:sz w:val="28"/>
+        </w:rPr>
+        <w:t>В режиме ECB одинаковые блоки открытого текста при одном ключе шифруются одинаково. Это упрощает реализацию и проверку отдельных блоков, но раскрывает повторяющиеся фрагменты структуры сообщения. Поэтому ECB рассматривается в работе как учебный режим, а для практического применения выбираются режимы со сцеплением блоков или потоковой обратной связью.</w:t>
       </w:r>
     </w:p>
     <w:p>
